--- a/output/docgen/northstar-msa-2026-redline.docx
+++ b/output/docgen/northstar-msa-2026-redline.docx
@@ -5,258 +5,1505 @@
     <w:p>
       <w:pPr>
         <w:spacing w:after="40"/>
+        <w:jc w:val="center"/>
       </w:pPr>
       <w:r>
         <w:rPr>
-          <w:rFonts w:ascii="Calibri" w:hAnsi="Calibri"/>
+          <w:rFonts w:ascii="Times New Roman" w:hAnsi="Times New Roman"/>
           <w:b/>
           <w:i w:val="0"/>
-          <w:color w:val="2E74B5"/>
-          <w:sz w:val="18"/>
+          <w:color w:val="000000"/>
+          <w:sz w:val="28"/>
+          <w:u w:val="none"/>
         </w:rPr>
-        <w:t>IN NEGOTIATION</w:t>
+        <w:t>MASTER SERVICES AGREEMENT</w:t>
       </w:r>
     </w:p>
     <w:p>
       <w:pPr>
-        <w:spacing w:after="80"/>
+        <w:spacing w:after="280"/>
+        <w:jc w:val="center"/>
       </w:pPr>
       <w:r>
         <w:rPr>
-          <w:rFonts w:ascii="Calibri" w:hAnsi="Calibri"/>
+          <w:rFonts w:ascii="Times New Roman" w:hAnsi="Times New Roman"/>
           <w:b/>
           <w:i w:val="0"/>
           <w:color w:val="000000"/>
-          <w:sz w:val="46"/>
+          <w:sz w:val="20"/>
+          <w:u w:val="none"/>
         </w:rPr>
-        <w:t>Master Services Agreement - Redline</w:t>
+        <w:t>Agreement Reference No. CLM-SAMPLE-NST-001</w:t>
+      </w:r>
+      <w:r>
+        <w:rPr>
+          <w:rFonts w:ascii="Times New Roman" w:hAnsi="Times New Roman"/>
+          <w:b/>
+          <w:i w:val="0"/>
+          <w:color w:val="9A3412"/>
+          <w:sz w:val="18"/>
+          <w:u w:val="none"/>
+        </w:rPr>
+        <w:br/>
+        <w:t>DRAFT FOR DISCUSSION ONLY - SUBJECT TO CONTRACT - NOT EXECUTED</w:t>
       </w:r>
     </w:p>
     <w:p>
       <w:pPr>
-        <w:spacing w:after="320"/>
+        <w:spacing w:after="200" w:line="276" w:lineRule="auto"/>
+        <w:jc w:val="both"/>
       </w:pPr>
       <w:r>
         <w:rPr>
-          <w:rFonts w:ascii="Calibri" w:hAnsi="Calibri"/>
+          <w:rFonts w:ascii="Times New Roman" w:hAnsi="Times New Roman"/>
           <w:b w:val="0"/>
           <w:i w:val="0"/>
-          <w:color w:val="5F6368"/>
-          <w:sz w:val="24"/>
+          <w:color w:val="000000"/>
+          <w:sz w:val="21"/>
+          <w:u w:val="none"/>
         </w:rPr>
-        <w:t>Acme Robotics, Inc. and Northstar Health System | CLM-2026-Northstar | Draft, in redline</w:t>
+        <w:t>This Master Services Agreement (this “Agreement”) is entered into as of the Effective Date set forth in Exhibit A (the “Effective Date”) by and between Acme Robotics, Inc., a Delaware corporation with its principal place of business at 1 Innovation Way, Wilmington, Delaware, United States (“Acme” or “Supplier”), and Northstar Health, a Minnesota nonprofit health system with its principal place of business at 500 Riverside Avenue, Minneapolis, Minnesota, United States (“Northstar” or “Customer”). Acme and Northstar are each a “Party” and together the “Parties.”</w:t>
       </w:r>
     </w:p>
     <w:p>
       <w:pPr>
-        <w:pStyle w:val="Heading2"/>
+        <w:spacing w:after="120" w:line="276" w:lineRule="auto"/>
+        <w:jc w:val="both"/>
       </w:pPr>
       <w:r>
-        <w:t>1. Fees, invoicing, and taxes</w:t>
-      </w:r>
-    </w:p>
-    <w:p>
-      <w:r>
         <w:rPr>
-          <w:rFonts w:ascii="Calibri" w:hAnsi="Calibri"/>
+          <w:rFonts w:ascii="Times New Roman" w:hAnsi="Times New Roman"/>
           <w:b w:val="0"/>
           <w:i w:val="0"/>
           <w:color w:val="000000"/>
-          <w:sz w:val="22"/>
+          <w:sz w:val="21"/>
+          <w:u w:val="none"/>
         </w:rPr>
-        <w:t>Customer will pay the fees stated in each Order Form. Subscription fees are invoiced annually in advance; undisputed amounts are due forty-five days from invoice date.</w:t>
-      </w:r>
-    </w:p>
-    <w:p>
-      <w:r>
-        <w:rPr>
-          <w:rFonts w:ascii="Calibri" w:hAnsi="Calibri"/>
-          <w:b/>
-          <w:i w:val="0"/>
-          <w:color w:val="B91C1C"/>
-          <w:sz w:val="22"/>
-        </w:rPr>
-        <w:t>NORTHSTAR REDLINE: Customer requests Net 90 payment terms and a unilateral right to offset alleged damages against invoiced amounts.</w:t>
+        <w:t>WHEREAS Customer wishes to procure certain robotics automation and support services for deployment across its United States facilities, and Supplier wishes to provide those services, the Parties agree as follows:</w:t>
       </w:r>
     </w:p>
     <w:p>
       <w:pPr>
-        <w:pStyle w:val="Heading2"/>
+        <w:keepNext/>
+        <w:spacing w:before="240" w:after="80"/>
       </w:pPr>
       <w:r>
-        <w:t>2. Service levels and support</w:t>
-      </w:r>
-    </w:p>
-    <w:p>
-      <w:r>
         <w:rPr>
-          <w:rFonts w:ascii="Calibri" w:hAnsi="Calibri"/>
-          <w:b w:val="0"/>
+          <w:rFonts w:ascii="Times New Roman" w:hAnsi="Times New Roman"/>
+          <w:b/>
           <w:i w:val="0"/>
           <w:color w:val="000000"/>
           <w:sz w:val="22"/>
+          <w:u w:val="none"/>
         </w:rPr>
-        <w:t>Service credits are Customer's sole monetary remedy for a service-level failure and will not exceed twenty percent of the monthly subscription fees for the affected Service.</w:t>
+        <w:t xml:space="preserve">1. </w:t>
       </w:r>
-    </w:p>
-    <w:p>
       <w:r>
         <w:rPr>
-          <w:rFonts w:ascii="Calibri" w:hAnsi="Calibri"/>
+          <w:rFonts w:ascii="Times New Roman" w:hAnsi="Times New Roman"/>
           <w:b/>
           <w:i w:val="0"/>
-          <w:color w:val="B91C1C"/>
+          <w:color w:val="000000"/>
           <w:sz w:val="22"/>
+          <w:u w:val="none"/>
         </w:rPr>
-        <w:t>NORTHSTAR REDLINE: Customer proposes uncapped service credits, a full monthly refund below 99.5 percent availability, and termination rights after any two failures in a rolling six-month period.</w:t>
+        <w:t>DEFINITIONS AND ORDER OF PRECEDENCE</w:t>
       </w:r>
     </w:p>
     <w:p>
       <w:pPr>
-        <w:pStyle w:val="Heading2"/>
+        <w:spacing w:after="160" w:line="276" w:lineRule="auto"/>
+        <w:ind w:left="360"/>
+        <w:jc w:val="both"/>
       </w:pPr>
       <w:r>
-        <w:t>3. Information security</w:t>
-      </w:r>
-    </w:p>
-    <w:p>
-      <w:r>
         <w:rPr>
-          <w:rFonts w:ascii="Calibri" w:hAnsi="Calibri"/>
+          <w:rFonts w:ascii="Times New Roman" w:hAnsi="Times New Roman"/>
           <w:b w:val="0"/>
           <w:i w:val="0"/>
           <w:color w:val="000000"/>
-          <w:sz w:val="22"/>
+          <w:sz w:val="21"/>
+          <w:u w:val="none"/>
         </w:rPr>
-        <w:t>Acme will notify Customer of a confirmed Security Incident without undue delay and no later than seventy-two hours after confirmation. Annual audits are permitted with reasonable notice.</w:t>
-      </w:r>
-    </w:p>
-    <w:p>
-      <w:r>
-        <w:rPr>
-          <w:rFonts w:ascii="Calibri" w:hAnsi="Calibri"/>
-          <w:b/>
-          <w:i w:val="0"/>
-          <w:color w:val="B91C1C"/>
-          <w:sz w:val="22"/>
-        </w:rPr>
-        <w:t>NORTHSTAR REDLINE: Customer requests notice within twelve hours of any suspected event, participation in Acme's forensic investigation, and unlimited on-site audits.</w:t>
+        <w:t>1.1  “Order Form” means an ordering document executed by both Parties that references this Agreement and sets out the Services, fees, and term. The initial Order Form is attached as Exhibit A and is incorporated by reference. In the event of a conflict between this Agreement and an Order Form, the Order Form controls solely as to commercial terms.</w:t>
       </w:r>
     </w:p>
     <w:p>
       <w:pPr>
-        <w:pStyle w:val="Heading2"/>
+        <w:spacing w:after="160" w:line="276" w:lineRule="auto"/>
+        <w:ind w:left="360"/>
+        <w:jc w:val="both"/>
       </w:pPr>
       <w:r>
-        <w:t>4. Limitation of liability</w:t>
-      </w:r>
-    </w:p>
-    <w:p>
-      <w:r>
         <w:rPr>
-          <w:rFonts w:ascii="Calibri" w:hAnsi="Calibri"/>
+          <w:rFonts w:ascii="Times New Roman" w:hAnsi="Times New Roman"/>
           <w:b w:val="0"/>
           <w:i w:val="0"/>
           <w:color w:val="000000"/>
-          <w:sz w:val="22"/>
+          <w:sz w:val="21"/>
+          <w:u w:val="none"/>
         </w:rPr>
-        <w:t>Except for Excluded Claims, each Party's aggregate liability will not exceed the fees paid or payable under the affected Order Form during the preceding twelve months.</w:t>
-      </w:r>
-    </w:p>
-    <w:p>
-      <w:r>
-        <w:rPr>
-          <w:rFonts w:ascii="Calibri" w:hAnsi="Calibri"/>
-          <w:b/>
-          <w:i w:val="0"/>
-          <w:color w:val="B91C1C"/>
-          <w:sz w:val="22"/>
-        </w:rPr>
-        <w:t>NORTHSTAR REDLINE: Customer deletes the liability cap and proposes unlimited liability for direct and indirect damages, including lost revenue and regulatory penalties.</w:t>
+        <w:t>1.2  “Services” means the robotics automation, integration, and support services described in the applicable Order Form. “Security Incident” means any confirmed unauthorised acquisition, access, use, or disclosure of Customer Data.</w:t>
       </w:r>
     </w:p>
     <w:p>
       <w:pPr>
-        <w:pStyle w:val="Heading2"/>
+        <w:keepNext/>
+        <w:spacing w:before="240" w:after="80"/>
       </w:pPr>
       <w:r>
-        <w:t>5. Term and termination</w:t>
-      </w:r>
-    </w:p>
-    <w:p>
-      <w:r>
         <w:rPr>
-          <w:rFonts w:ascii="Calibri" w:hAnsi="Calibri"/>
-          <w:b w:val="0"/>
+          <w:rFonts w:ascii="Times New Roman" w:hAnsi="Times New Roman"/>
+          <w:b/>
           <w:i w:val="0"/>
           <w:color w:val="000000"/>
           <w:sz w:val="22"/>
+          <w:u w:val="none"/>
         </w:rPr>
-        <w:t>Each Order Form renews for successive one-year periods unless either Party provides at least ninety days' written notice before the current term ends.</w:t>
+        <w:t xml:space="preserve">2. </w:t>
       </w:r>
-    </w:p>
-    <w:p>
       <w:r>
         <w:rPr>
-          <w:rFonts w:ascii="Calibri" w:hAnsi="Calibri"/>
+          <w:rFonts w:ascii="Times New Roman" w:hAnsi="Times New Roman"/>
           <w:b/>
           <w:i w:val="0"/>
-          <w:color w:val="B91C1C"/>
+          <w:color w:val="000000"/>
           <w:sz w:val="22"/>
+          <w:u w:val="none"/>
         </w:rPr>
-        <w:t>NORTHSTAR REDLINE: Customer adds termination for convenience on thirty days' notice with a pro rata refund of prepaid fees.</w:t>
+        <w:t>FEES, INVOICING, AND TAXES</w:t>
       </w:r>
     </w:p>
     <w:p>
       <w:pPr>
-        <w:pStyle w:val="Heading2"/>
+        <w:spacing w:after="160" w:line="276" w:lineRule="auto"/>
+        <w:ind w:left="360"/>
+        <w:jc w:val="both"/>
       </w:pPr>
       <w:r>
-        <w:t>6. Governing law</w:t>
-      </w:r>
-    </w:p>
-    <w:p>
-      <w:r>
         <w:rPr>
-          <w:rFonts w:ascii="Calibri" w:hAnsi="Calibri"/>
+          <w:rFonts w:ascii="Times New Roman" w:hAnsi="Times New Roman"/>
           <w:b w:val="0"/>
           <w:i w:val="0"/>
           <w:color w:val="000000"/>
-          <w:sz w:val="22"/>
+          <w:sz w:val="21"/>
+          <w:u w:val="none"/>
         </w:rPr>
-        <w:t>This Agreement is governed by Delaware law; courts in Wilmington, Delaware have exclusive jurisdiction.</w:t>
+        <w:t xml:space="preserve">2.1  Customer shall pay the fees set forth in each Order Form. The total fees payable under the initial Order Form are Two Hundred Fifty Thousand Dollars ($250,000.00), exclusive of applicable taxes. Subscription fees are invoiced annually in advance, and Customer shall pay each undisputed invoice within </w:t>
       </w:r>
-    </w:p>
-    <w:p>
       <w:r>
         <w:rPr>
-          <w:rFonts w:ascii="Calibri" w:hAnsi="Calibri"/>
-          <w:b/>
+          <w:rFonts w:ascii="Times New Roman" w:hAnsi="Times New Roman"/>
+          <w:b w:val="0"/>
           <w:i w:val="0"/>
-          <w:color w:val="B91C1C"/>
-          <w:sz w:val="22"/>
+          <w:color w:val="9A3412"/>
+          <w:sz w:val="21"/>
+          <w:u w:val="none"/>
+          <w:strike w:val="true"/>
         </w:rPr>
-        <w:t>NORTHSTAR REDLINE: Customer replaces Delaware law and venue with Minnesota law and exclusive venue in Hennepin County, Minnesota.</w:t>
+        <w:t>forty-five (45)</w:t>
+      </w:r>
+      <w:r>
+        <w:rPr>
+          <w:rFonts w:ascii="Times New Roman" w:hAnsi="Times New Roman"/>
+          <w:b w:val="0"/>
+          <w:i w:val="0"/>
+          <w:color w:val="000000"/>
+          <w:sz w:val="21"/>
+          <w:u w:val="none"/>
+        </w:rPr>
+        <w:t xml:space="preserve"> </w:t>
+      </w:r>
+      <w:r>
+        <w:rPr>
+          <w:rFonts w:ascii="Times New Roman" w:hAnsi="Times New Roman"/>
+          <w:b w:val="0"/>
+          <w:i w:val="0"/>
+          <w:color w:val="1D4ED8"/>
+          <w:sz w:val="21"/>
+          <w:u w:val="single"/>
+        </w:rPr>
+        <w:t>ninety (90)</w:t>
+      </w:r>
+      <w:r>
+        <w:rPr>
+          <w:rFonts w:ascii="Times New Roman" w:hAnsi="Times New Roman"/>
+          <w:b w:val="0"/>
+          <w:i w:val="0"/>
+          <w:color w:val="000000"/>
+          <w:sz w:val="21"/>
+          <w:u w:val="none"/>
+        </w:rPr>
+        <w:t xml:space="preserve"> days after the invoice date. Fees are stated and payable in United States dollars.</w:t>
       </w:r>
     </w:p>
     <w:p>
       <w:pPr>
-        <w:pStyle w:val="Heading2"/>
+        <w:spacing w:after="160" w:line="276" w:lineRule="auto"/>
+        <w:ind w:left="360"/>
+        <w:jc w:val="both"/>
       </w:pPr>
       <w:r>
-        <w:t>Open items</w:t>
+        <w:rPr>
+          <w:rFonts w:ascii="Times New Roman" w:hAnsi="Times New Roman"/>
+          <w:b w:val="0"/>
+          <w:i w:val="0"/>
+          <w:color w:val="000000"/>
+          <w:sz w:val="21"/>
+          <w:u w:val="none"/>
+        </w:rPr>
+        <w:t>2.2  Except as expressly set out in Section 2.3, all amounts are non-cancellable and non-refundable, and Customer shall have no right of set-off against any amount invoiced.</w:t>
+      </w:r>
+      <w:r>
+        <w:rPr>
+          <w:rFonts w:ascii="Times New Roman" w:hAnsi="Times New Roman"/>
+          <w:b w:val="0"/>
+          <w:i w:val="0"/>
+          <w:color w:val="1D4ED8"/>
+          <w:sz w:val="21"/>
+          <w:u w:val="single"/>
+        </w:rPr>
+        <w:t xml:space="preserve"> Notwithstanding the foregoing, Customer may withhold and set off against any invoiced amount any sums Customer alleges in good faith to be owed to it by Supplier.</w:t>
       </w:r>
     </w:p>
     <w:p>
+      <w:pPr>
+        <w:spacing w:before="40" w:after="200"/>
+        <w:ind w:left="504"/>
+      </w:pPr>
       <w:r>
         <w:rPr>
-          <w:rFonts w:ascii="Calibri" w:hAnsi="Calibri"/>
+          <w:rFonts w:ascii="Times New Roman" w:hAnsi="Times New Roman"/>
+          <w:b/>
+          <w:i/>
+          <w:color w:val="9A3412"/>
+          <w:sz w:val="18"/>
+          <w:u w:val="none"/>
+        </w:rPr>
+        <w:t xml:space="preserve">[Comment - Northstar counsel]: </w:t>
+      </w:r>
+      <w:r>
+        <w:rPr>
+          <w:rFonts w:ascii="Times New Roman" w:hAnsi="Times New Roman"/>
           <w:b w:val="0"/>
           <w:i/>
           <w:color w:val="5F6368"/>
-          <w:sz w:val="20"/>
+          <w:sz w:val="18"/>
+          <w:u w:val="none"/>
         </w:rPr>
-        <w:t>Red text marks the counterparty's proposed changes still under negotiation. This document is a draft in Word and is not executed.</w:t>
+        <w:t>Net 45 moved to Net 90 to align with Northstar accounts-payable policy. Unilateral set-off right added at 2.2; we expect Supplier to resist this.</w:t>
+      </w:r>
+    </w:p>
+    <w:p>
+      <w:pPr>
+        <w:keepNext/>
+        <w:spacing w:before="240" w:after="80"/>
+      </w:pPr>
+      <w:r>
+        <w:rPr>
+          <w:rFonts w:ascii="Times New Roman" w:hAnsi="Times New Roman"/>
+          <w:b/>
+          <w:i w:val="0"/>
+          <w:color w:val="000000"/>
+          <w:sz w:val="22"/>
+          <w:u w:val="none"/>
+        </w:rPr>
+        <w:t xml:space="preserve">3. </w:t>
+      </w:r>
+      <w:r>
+        <w:rPr>
+          <w:rFonts w:ascii="Times New Roman" w:hAnsi="Times New Roman"/>
+          <w:b/>
+          <w:i w:val="0"/>
+          <w:color w:val="000000"/>
+          <w:sz w:val="22"/>
+          <w:u w:val="none"/>
+        </w:rPr>
+        <w:t>SERVICE LEVELS AND SUPPORT</w:t>
+      </w:r>
+    </w:p>
+    <w:p>
+      <w:pPr>
+        <w:spacing w:after="160" w:line="276" w:lineRule="auto"/>
+        <w:ind w:left="360"/>
+        <w:jc w:val="both"/>
+      </w:pPr>
+      <w:r>
+        <w:rPr>
+          <w:rFonts w:ascii="Times New Roman" w:hAnsi="Times New Roman"/>
+          <w:b w:val="0"/>
+          <w:i w:val="0"/>
+          <w:color w:val="000000"/>
+          <w:sz w:val="21"/>
+          <w:u w:val="none"/>
+        </w:rPr>
+        <w:t xml:space="preserve">3.1  Supplier shall use commercially reasonable efforts to make the Services available no less than ninety-nine and five tenths percent (99.5%) of the time in any calendar month, excluding scheduled maintenance. Service credits are Customer's sole and exclusive monetary remedy for any failure to meet this commitment and shall not exceed </w:t>
+      </w:r>
+      <w:r>
+        <w:rPr>
+          <w:rFonts w:ascii="Times New Roman" w:hAnsi="Times New Roman"/>
+          <w:b w:val="0"/>
+          <w:i w:val="0"/>
+          <w:color w:val="9A3412"/>
+          <w:sz w:val="21"/>
+          <w:u w:val="none"/>
+          <w:strike w:val="true"/>
+        </w:rPr>
+        <w:t>twenty percent (20%) of</w:t>
+      </w:r>
+      <w:r>
+        <w:rPr>
+          <w:rFonts w:ascii="Times New Roman" w:hAnsi="Times New Roman"/>
+          <w:b w:val="0"/>
+          <w:i w:val="0"/>
+          <w:color w:val="000000"/>
+          <w:sz w:val="21"/>
+          <w:u w:val="none"/>
+        </w:rPr>
+        <w:t xml:space="preserve"> </w:t>
+      </w:r>
+      <w:r>
+        <w:rPr>
+          <w:rFonts w:ascii="Times New Roman" w:hAnsi="Times New Roman"/>
+          <w:b w:val="0"/>
+          <w:i w:val="0"/>
+          <w:color w:val="1D4ED8"/>
+          <w:sz w:val="21"/>
+          <w:u w:val="single"/>
+        </w:rPr>
+        <w:t>one hundred percent (100%) of</w:t>
+      </w:r>
+      <w:r>
+        <w:rPr>
+          <w:rFonts w:ascii="Times New Roman" w:hAnsi="Times New Roman"/>
+          <w:b w:val="0"/>
+          <w:i w:val="0"/>
+          <w:color w:val="000000"/>
+          <w:sz w:val="21"/>
+          <w:u w:val="none"/>
+        </w:rPr>
+        <w:t xml:space="preserve"> the monthly subscription fees for the affected Service.</w:t>
+      </w:r>
+    </w:p>
+    <w:p>
+      <w:pPr>
+        <w:spacing w:after="160" w:line="276" w:lineRule="auto"/>
+        <w:ind w:left="360"/>
+        <w:jc w:val="both"/>
+      </w:pPr>
+      <w:r>
+        <w:rPr>
+          <w:rFonts w:ascii="Times New Roman" w:hAnsi="Times New Roman"/>
+          <w:b w:val="0"/>
+          <w:i w:val="0"/>
+          <w:color w:val="000000"/>
+          <w:sz w:val="21"/>
+          <w:u w:val="none"/>
+        </w:rPr>
+        <w:t xml:space="preserve">3.2  Customer may terminate the affected Order Form for cause if Supplier fails to meet the availability commitment in </w:t>
+      </w:r>
+      <w:r>
+        <w:rPr>
+          <w:rFonts w:ascii="Times New Roman" w:hAnsi="Times New Roman"/>
+          <w:b w:val="0"/>
+          <w:i w:val="0"/>
+          <w:color w:val="9A3412"/>
+          <w:sz w:val="21"/>
+          <w:u w:val="none"/>
+          <w:strike w:val="true"/>
+        </w:rPr>
+        <w:t>three (3) consecutive calendar months</w:t>
+      </w:r>
+      <w:r>
+        <w:rPr>
+          <w:rFonts w:ascii="Times New Roman" w:hAnsi="Times New Roman"/>
+          <w:b w:val="0"/>
+          <w:i w:val="0"/>
+          <w:color w:val="000000"/>
+          <w:sz w:val="21"/>
+          <w:u w:val="none"/>
+        </w:rPr>
+        <w:t xml:space="preserve"> </w:t>
+      </w:r>
+      <w:r>
+        <w:rPr>
+          <w:rFonts w:ascii="Times New Roman" w:hAnsi="Times New Roman"/>
+          <w:b w:val="0"/>
+          <w:i w:val="0"/>
+          <w:color w:val="1D4ED8"/>
+          <w:sz w:val="21"/>
+          <w:u w:val="single"/>
+        </w:rPr>
+        <w:t>any two (2) months in a rolling six (6) month period</w:t>
+      </w:r>
+      <w:r>
+        <w:rPr>
+          <w:rFonts w:ascii="Times New Roman" w:hAnsi="Times New Roman"/>
+          <w:b w:val="0"/>
+          <w:i w:val="0"/>
+          <w:color w:val="000000"/>
+          <w:sz w:val="21"/>
+          <w:u w:val="none"/>
+        </w:rPr>
+        <w:t>.</w:t>
+      </w:r>
+    </w:p>
+    <w:p>
+      <w:pPr>
+        <w:keepNext/>
+        <w:spacing w:before="240" w:after="80"/>
+      </w:pPr>
+      <w:r>
+        <w:rPr>
+          <w:rFonts w:ascii="Times New Roman" w:hAnsi="Times New Roman"/>
+          <w:b/>
+          <w:i w:val="0"/>
+          <w:color w:val="000000"/>
+          <w:sz w:val="22"/>
+          <w:u w:val="none"/>
+        </w:rPr>
+        <w:t xml:space="preserve">4. </w:t>
+      </w:r>
+      <w:r>
+        <w:rPr>
+          <w:rFonts w:ascii="Times New Roman" w:hAnsi="Times New Roman"/>
+          <w:b/>
+          <w:i w:val="0"/>
+          <w:color w:val="000000"/>
+          <w:sz w:val="22"/>
+          <w:u w:val="none"/>
+        </w:rPr>
+        <w:t>DATA PROTECTION AND INFORMATION SECURITY</w:t>
+      </w:r>
+    </w:p>
+    <w:p>
+      <w:pPr>
+        <w:spacing w:after="160" w:line="276" w:lineRule="auto"/>
+        <w:ind w:left="360"/>
+        <w:jc w:val="both"/>
+      </w:pPr>
+      <w:r>
+        <w:rPr>
+          <w:rFonts w:ascii="Times New Roman" w:hAnsi="Times New Roman"/>
+          <w:b w:val="0"/>
+          <w:i w:val="0"/>
+          <w:color w:val="000000"/>
+          <w:sz w:val="21"/>
+          <w:u w:val="none"/>
+        </w:rPr>
+        <w:t xml:space="preserve">4.1  Supplier shall maintain an information security programme consistent with ISO/IEC 27001. Supplier shall notify Customer of a </w:t>
+      </w:r>
+      <w:r>
+        <w:rPr>
+          <w:rFonts w:ascii="Times New Roman" w:hAnsi="Times New Roman"/>
+          <w:b w:val="0"/>
+          <w:i w:val="0"/>
+          <w:color w:val="9A3412"/>
+          <w:sz w:val="21"/>
+          <w:u w:val="none"/>
+          <w:strike w:val="true"/>
+        </w:rPr>
+        <w:t>confirmed</w:t>
+      </w:r>
+      <w:r>
+        <w:rPr>
+          <w:rFonts w:ascii="Times New Roman" w:hAnsi="Times New Roman"/>
+          <w:b w:val="0"/>
+          <w:i w:val="0"/>
+          <w:color w:val="000000"/>
+          <w:sz w:val="21"/>
+          <w:u w:val="none"/>
+        </w:rPr>
+        <w:t xml:space="preserve"> </w:t>
+      </w:r>
+      <w:r>
+        <w:rPr>
+          <w:rFonts w:ascii="Times New Roman" w:hAnsi="Times New Roman"/>
+          <w:b w:val="0"/>
+          <w:i w:val="0"/>
+          <w:color w:val="1D4ED8"/>
+          <w:sz w:val="21"/>
+          <w:u w:val="single"/>
+        </w:rPr>
+        <w:t>suspected or confirmed</w:t>
+      </w:r>
+      <w:r>
+        <w:rPr>
+          <w:rFonts w:ascii="Times New Roman" w:hAnsi="Times New Roman"/>
+          <w:b w:val="0"/>
+          <w:i w:val="0"/>
+          <w:color w:val="000000"/>
+          <w:sz w:val="21"/>
+          <w:u w:val="none"/>
+        </w:rPr>
+        <w:t xml:space="preserve"> Security Incident without undue delay and in any event no later than </w:t>
+      </w:r>
+      <w:r>
+        <w:rPr>
+          <w:rFonts w:ascii="Times New Roman" w:hAnsi="Times New Roman"/>
+          <w:b w:val="0"/>
+          <w:i w:val="0"/>
+          <w:color w:val="9A3412"/>
+          <w:sz w:val="21"/>
+          <w:u w:val="none"/>
+          <w:strike w:val="true"/>
+        </w:rPr>
+        <w:t>seventy-two (72) hours</w:t>
+      </w:r>
+      <w:r>
+        <w:rPr>
+          <w:rFonts w:ascii="Times New Roman" w:hAnsi="Times New Roman"/>
+          <w:b w:val="0"/>
+          <w:i w:val="0"/>
+          <w:color w:val="000000"/>
+          <w:sz w:val="21"/>
+          <w:u w:val="none"/>
+        </w:rPr>
+        <w:t xml:space="preserve"> </w:t>
+      </w:r>
+      <w:r>
+        <w:rPr>
+          <w:rFonts w:ascii="Times New Roman" w:hAnsi="Times New Roman"/>
+          <w:b w:val="0"/>
+          <w:i w:val="0"/>
+          <w:color w:val="1D4ED8"/>
+          <w:sz w:val="21"/>
+          <w:u w:val="single"/>
+        </w:rPr>
+        <w:t>twelve (12) hours</w:t>
+      </w:r>
+      <w:r>
+        <w:rPr>
+          <w:rFonts w:ascii="Times New Roman" w:hAnsi="Times New Roman"/>
+          <w:b w:val="0"/>
+          <w:i w:val="0"/>
+          <w:color w:val="000000"/>
+          <w:sz w:val="21"/>
+          <w:u w:val="none"/>
+        </w:rPr>
+        <w:t xml:space="preserve"> after becoming aware of it. Customer may audit Supplier's compliance with this Section once annually upon thirty (30) days' prior written notice.</w:t>
+      </w:r>
+    </w:p>
+    <w:p>
+      <w:pPr>
+        <w:spacing w:after="160" w:line="276" w:lineRule="auto"/>
+        <w:ind w:left="360"/>
+        <w:jc w:val="both"/>
+      </w:pPr>
+      <w:r>
+        <w:rPr>
+          <w:rFonts w:ascii="Times New Roman" w:hAnsi="Times New Roman"/>
+          <w:b w:val="0"/>
+          <w:i w:val="0"/>
+          <w:color w:val="000000"/>
+          <w:sz w:val="21"/>
+          <w:u w:val="none"/>
+        </w:rPr>
+        <w:t>4.2  The Parties acknowledge that Supplier does not require access to, and Customer shall not transmit to Supplier, any patient records, protected health information, or other special categories of personal data in connection with the Services. Should the Parties later require such processing, they shall execute a separate business associate agreement before any such data is transmitted.</w:t>
+      </w:r>
+    </w:p>
+    <w:p>
+      <w:pPr>
+        <w:spacing w:before="40" w:after="200"/>
+        <w:ind w:left="504"/>
+      </w:pPr>
+      <w:r>
+        <w:rPr>
+          <w:rFonts w:ascii="Times New Roman" w:hAnsi="Times New Roman"/>
+          <w:b/>
+          <w:i/>
+          <w:color w:val="9A3412"/>
+          <w:sz w:val="18"/>
+          <w:u w:val="none"/>
+        </w:rPr>
+        <w:t xml:space="preserve">[Comment - Northstar counsel]: </w:t>
+      </w:r>
+      <w:r>
+        <w:rPr>
+          <w:rFonts w:ascii="Times New Roman" w:hAnsi="Times New Roman"/>
+          <w:b w:val="0"/>
+          <w:i/>
+          <w:color w:val="5F6368"/>
+          <w:sz w:val="18"/>
+          <w:u w:val="none"/>
+        </w:rPr>
+        <w:t>Confirming with our privacy office that no PHI is in scope for the 2026 automation programme. If that changes, a BAA is required before go-live.</w:t>
+      </w:r>
+    </w:p>
+    <w:p>
+      <w:pPr>
+        <w:keepNext/>
+        <w:spacing w:before="240" w:after="80"/>
+      </w:pPr>
+      <w:r>
+        <w:rPr>
+          <w:rFonts w:ascii="Times New Roman" w:hAnsi="Times New Roman"/>
+          <w:b/>
+          <w:i w:val="0"/>
+          <w:color w:val="000000"/>
+          <w:sz w:val="22"/>
+          <w:u w:val="none"/>
+        </w:rPr>
+        <w:t xml:space="preserve">5. </w:t>
+      </w:r>
+      <w:r>
+        <w:rPr>
+          <w:rFonts w:ascii="Times New Roman" w:hAnsi="Times New Roman"/>
+          <w:b/>
+          <w:i w:val="0"/>
+          <w:color w:val="000000"/>
+          <w:sz w:val="22"/>
+          <w:u w:val="none"/>
+        </w:rPr>
+        <w:t>LIMITATION OF LIABILITY</w:t>
+      </w:r>
+    </w:p>
+    <w:p>
+      <w:pPr>
+        <w:spacing w:after="80" w:line="276" w:lineRule="auto"/>
+        <w:ind w:left="360"/>
+        <w:jc w:val="both"/>
+      </w:pPr>
+      <w:r>
+        <w:rPr>
+          <w:rFonts w:ascii="Times New Roman" w:hAnsi="Times New Roman"/>
+          <w:b w:val="0"/>
+          <w:i w:val="0"/>
+          <w:color w:val="9A3412"/>
+          <w:sz w:val="21"/>
+          <w:u w:val="none"/>
+          <w:strike w:val="true"/>
+        </w:rPr>
+        <w:t>5.1  EXCEPT FOR EXCLUDED CLAIMS, EACH PARTY'S TOTAL AGGREGATE LIABILITY ARISING OUT OF OR RELATED TO THIS AGREEMENT SHALL NOT EXCEED THE FEES PAID OR PAYABLE UNDER THE AFFECTED ORDER FORM IN THE TWELVE (12) MONTHS PRECEDING THE FIRST EVENT GIVING RISE TO LIABILITY.</w:t>
+      </w:r>
+    </w:p>
+    <w:p>
+      <w:pPr>
+        <w:spacing w:after="160" w:line="276" w:lineRule="auto"/>
+        <w:ind w:left="360"/>
+        <w:jc w:val="both"/>
+      </w:pPr>
+      <w:r>
+        <w:rPr>
+          <w:rFonts w:ascii="Times New Roman" w:hAnsi="Times New Roman"/>
+          <w:b w:val="0"/>
+          <w:i w:val="0"/>
+          <w:color w:val="1D4ED8"/>
+          <w:sz w:val="21"/>
+          <w:u w:val="single"/>
+        </w:rPr>
+        <w:t>5.1  SUPPLIER'S LIABILITY ARISING OUT OF OR RELATED TO THIS AGREEMENT SHALL BE UNLIMITED, AND SUPPLIER SHALL BE LIABLE FOR ALL DIRECT AND INDIRECT DAMAGES, INCLUDING LOST REVENUE, LOST PROFITS, AND ANY REGULATORY FINES OR PENALTIES IMPOSED ON CUSTOMER.</w:t>
+      </w:r>
+    </w:p>
+    <w:p>
+      <w:pPr>
+        <w:spacing w:before="40" w:after="200"/>
+        <w:ind w:left="504"/>
+      </w:pPr>
+      <w:r>
+        <w:rPr>
+          <w:rFonts w:ascii="Times New Roman" w:hAnsi="Times New Roman"/>
+          <w:b/>
+          <w:i/>
+          <w:color w:val="9A3412"/>
+          <w:sz w:val="18"/>
+          <w:u w:val="none"/>
+        </w:rPr>
+        <w:t xml:space="preserve">[Comment - Northstar counsel]: </w:t>
+      </w:r>
+      <w:r>
+        <w:rPr>
+          <w:rFonts w:ascii="Times New Roman" w:hAnsi="Times New Roman"/>
+          <w:b w:val="0"/>
+          <w:i/>
+          <w:color w:val="5F6368"/>
+          <w:sz w:val="18"/>
+          <w:u w:val="none"/>
+        </w:rPr>
+        <w:t>Cap deleted in its entirety and replaced with uncapped liability including consequential damages and regulatory penalties. Northstar treats this as a condition of signature.</w:t>
+      </w:r>
+    </w:p>
+    <w:p>
+      <w:pPr>
+        <w:keepNext/>
+        <w:spacing w:before="240" w:after="80"/>
+      </w:pPr>
+      <w:r>
+        <w:rPr>
+          <w:rFonts w:ascii="Times New Roman" w:hAnsi="Times New Roman"/>
+          <w:b/>
+          <w:i w:val="0"/>
+          <w:color w:val="000000"/>
+          <w:sz w:val="22"/>
+          <w:u w:val="none"/>
+        </w:rPr>
+        <w:t xml:space="preserve">6. </w:t>
+      </w:r>
+      <w:r>
+        <w:rPr>
+          <w:rFonts w:ascii="Times New Roman" w:hAnsi="Times New Roman"/>
+          <w:b/>
+          <w:i w:val="0"/>
+          <w:color w:val="000000"/>
+          <w:sz w:val="22"/>
+          <w:u w:val="none"/>
+        </w:rPr>
+        <w:t>TERM AND TERMINATION</w:t>
+      </w:r>
+    </w:p>
+    <w:p>
+      <w:pPr>
+        <w:spacing w:after="160" w:line="276" w:lineRule="auto"/>
+        <w:ind w:left="360"/>
+        <w:jc w:val="both"/>
+      </w:pPr>
+      <w:r>
+        <w:rPr>
+          <w:rFonts w:ascii="Times New Roman" w:hAnsi="Times New Roman"/>
+          <w:b w:val="0"/>
+          <w:i w:val="0"/>
+          <w:color w:val="000000"/>
+          <w:sz w:val="21"/>
+          <w:u w:val="none"/>
+        </w:rPr>
+        <w:t>6.1  This Agreement commences on the Effective Date and continues for an initial term of thirty-six (36) months (the “Initial Term”), unless earlier terminated in accordance with its terms. Thereafter each Order Form renews automatically for successive periods of twelve (12) months unless either Party gives written notice of non-renewal at least ninety (90) days before the end of the then-current term.</w:t>
+      </w:r>
+    </w:p>
+    <w:p>
+      <w:pPr>
+        <w:spacing w:after="160" w:line="276" w:lineRule="auto"/>
+        <w:ind w:left="360"/>
+        <w:jc w:val="both"/>
+      </w:pPr>
+      <w:r>
+        <w:rPr>
+          <w:rFonts w:ascii="Times New Roman" w:hAnsi="Times New Roman"/>
+          <w:b w:val="0"/>
+          <w:i w:val="0"/>
+          <w:color w:val="000000"/>
+          <w:sz w:val="21"/>
+          <w:u w:val="none"/>
+        </w:rPr>
+        <w:t>6.2  Either Party may terminate this Agreement for material breach that remains uncured thirty (30) days after written notice.</w:t>
+      </w:r>
+      <w:r>
+        <w:rPr>
+          <w:rFonts w:ascii="Times New Roman" w:hAnsi="Times New Roman"/>
+          <w:b w:val="0"/>
+          <w:i w:val="0"/>
+          <w:color w:val="1D4ED8"/>
+          <w:sz w:val="21"/>
+          <w:u w:val="single"/>
+        </w:rPr>
+        <w:t xml:space="preserve"> Customer may additionally terminate this Agreement or any Order Form for convenience upon thirty (30) days' written notice, whereupon Supplier shall refund all prepaid fees on a pro rata basis.</w:t>
+      </w:r>
+    </w:p>
+    <w:p>
+      <w:pPr>
+        <w:keepNext/>
+        <w:spacing w:before="240" w:after="80"/>
+      </w:pPr>
+      <w:r>
+        <w:rPr>
+          <w:rFonts w:ascii="Times New Roman" w:hAnsi="Times New Roman"/>
+          <w:b/>
+          <w:i w:val="0"/>
+          <w:color w:val="000000"/>
+          <w:sz w:val="22"/>
+          <w:u w:val="none"/>
+        </w:rPr>
+        <w:t xml:space="preserve">7. </w:t>
+      </w:r>
+      <w:r>
+        <w:rPr>
+          <w:rFonts w:ascii="Times New Roman" w:hAnsi="Times New Roman"/>
+          <w:b/>
+          <w:i w:val="0"/>
+          <w:color w:val="000000"/>
+          <w:sz w:val="22"/>
+          <w:u w:val="none"/>
+        </w:rPr>
+        <w:t>NOTICES</w:t>
+      </w:r>
+    </w:p>
+    <w:p>
+      <w:pPr>
+        <w:spacing w:after="160" w:line="276" w:lineRule="auto"/>
+        <w:ind w:left="360"/>
+        <w:jc w:val="both"/>
+      </w:pPr>
+      <w:r>
+        <w:rPr>
+          <w:rFonts w:ascii="Times New Roman" w:hAnsi="Times New Roman"/>
+          <w:b w:val="0"/>
+          <w:i w:val="0"/>
+          <w:color w:val="000000"/>
+          <w:sz w:val="21"/>
+          <w:u w:val="none"/>
+        </w:rPr>
+        <w:t>7.1  All notices under this Agreement shall be in writing and delivered to the addresses below, or to such other address as a Party may designate in writing. Notice by electronic mail is effective upon confirmed transmission.</w:t>
+      </w:r>
+    </w:p>
+    <w:p>
+      <w:pPr>
+        <w:spacing w:after="80" w:line="276" w:lineRule="auto"/>
+        <w:ind w:left="720"/>
+      </w:pPr>
+      <w:r>
+        <w:rPr>
+          <w:rFonts w:ascii="Times New Roman" w:hAnsi="Times New Roman"/>
+          <w:b w:val="0"/>
+          <w:i w:val="0"/>
+          <w:color w:val="000000"/>
+          <w:sz w:val="21"/>
+          <w:u w:val="none"/>
+        </w:rPr>
+        <w:t>For Customer:  Alex Mendoza, Director of Procurement, Northstar Health, 500 Riverside Avenue, Minneapolis, Minnesota, United States. Email: alex.mendoza@northstar.example.</w:t>
+      </w:r>
+    </w:p>
+    <w:p>
+      <w:pPr>
+        <w:spacing w:after="160" w:line="276" w:lineRule="auto"/>
+        <w:ind w:left="720"/>
+      </w:pPr>
+      <w:r>
+        <w:rPr>
+          <w:rFonts w:ascii="Times New Roman" w:hAnsi="Times New Roman"/>
+          <w:b w:val="0"/>
+          <w:i w:val="0"/>
+          <w:color w:val="000000"/>
+          <w:sz w:val="21"/>
+          <w:u w:val="none"/>
+        </w:rPr>
+        <w:t>For Supplier:  Contracts Administration, Acme Robotics, Inc., 1 Innovation Way, Wilmington, Delaware, United States. Email: contracts@acmerobotics.example.</w:t>
+      </w:r>
+    </w:p>
+    <w:p>
+      <w:pPr>
+        <w:keepNext/>
+        <w:spacing w:before="240" w:after="80"/>
+      </w:pPr>
+      <w:r>
+        <w:rPr>
+          <w:rFonts w:ascii="Times New Roman" w:hAnsi="Times New Roman"/>
+          <w:b/>
+          <w:i w:val="0"/>
+          <w:color w:val="000000"/>
+          <w:sz w:val="22"/>
+          <w:u w:val="none"/>
+        </w:rPr>
+        <w:t xml:space="preserve">8. </w:t>
+      </w:r>
+      <w:r>
+        <w:rPr>
+          <w:rFonts w:ascii="Times New Roman" w:hAnsi="Times New Roman"/>
+          <w:b/>
+          <w:i w:val="0"/>
+          <w:color w:val="000000"/>
+          <w:sz w:val="22"/>
+          <w:u w:val="none"/>
+        </w:rPr>
+        <w:t>GOVERNING LAW AND VENUE</w:t>
+      </w:r>
+    </w:p>
+    <w:p>
+      <w:pPr>
+        <w:spacing w:after="160" w:line="276" w:lineRule="auto"/>
+        <w:ind w:left="360"/>
+        <w:jc w:val="both"/>
+      </w:pPr>
+      <w:r>
+        <w:rPr>
+          <w:rFonts w:ascii="Times New Roman" w:hAnsi="Times New Roman"/>
+          <w:b w:val="0"/>
+          <w:i w:val="0"/>
+          <w:color w:val="000000"/>
+          <w:sz w:val="21"/>
+          <w:u w:val="none"/>
+        </w:rPr>
+        <w:t xml:space="preserve">8.1  This Agreement is governed by the laws of the State of </w:t>
+      </w:r>
+      <w:r>
+        <w:rPr>
+          <w:rFonts w:ascii="Times New Roman" w:hAnsi="Times New Roman"/>
+          <w:b w:val="0"/>
+          <w:i w:val="0"/>
+          <w:color w:val="9A3412"/>
+          <w:sz w:val="21"/>
+          <w:u w:val="none"/>
+          <w:strike w:val="true"/>
+        </w:rPr>
+        <w:t>Delaware</w:t>
+      </w:r>
+      <w:r>
+        <w:rPr>
+          <w:rFonts w:ascii="Times New Roman" w:hAnsi="Times New Roman"/>
+          <w:b w:val="0"/>
+          <w:i w:val="0"/>
+          <w:color w:val="000000"/>
+          <w:sz w:val="21"/>
+          <w:u w:val="none"/>
+        </w:rPr>
+        <w:t xml:space="preserve"> </w:t>
+      </w:r>
+      <w:r>
+        <w:rPr>
+          <w:rFonts w:ascii="Times New Roman" w:hAnsi="Times New Roman"/>
+          <w:b w:val="0"/>
+          <w:i w:val="0"/>
+          <w:color w:val="1D4ED8"/>
+          <w:sz w:val="21"/>
+          <w:u w:val="single"/>
+        </w:rPr>
+        <w:t>Minnesota</w:t>
+      </w:r>
+      <w:r>
+        <w:rPr>
+          <w:rFonts w:ascii="Times New Roman" w:hAnsi="Times New Roman"/>
+          <w:b w:val="0"/>
+          <w:i w:val="0"/>
+          <w:color w:val="000000"/>
+          <w:sz w:val="21"/>
+          <w:u w:val="none"/>
+        </w:rPr>
+        <w:t xml:space="preserve">, without regard to its conflict-of-laws rules. The Parties submit to the exclusive jurisdiction of the state and federal courts located in </w:t>
+      </w:r>
+      <w:r>
+        <w:rPr>
+          <w:rFonts w:ascii="Times New Roman" w:hAnsi="Times New Roman"/>
+          <w:b w:val="0"/>
+          <w:i w:val="0"/>
+          <w:color w:val="9A3412"/>
+          <w:sz w:val="21"/>
+          <w:u w:val="none"/>
+          <w:strike w:val="true"/>
+        </w:rPr>
+        <w:t>Wilmington, Delaware</w:t>
+      </w:r>
+      <w:r>
+        <w:rPr>
+          <w:rFonts w:ascii="Times New Roman" w:hAnsi="Times New Roman"/>
+          <w:b w:val="0"/>
+          <w:i w:val="0"/>
+          <w:color w:val="000000"/>
+          <w:sz w:val="21"/>
+          <w:u w:val="none"/>
+        </w:rPr>
+        <w:t xml:space="preserve"> </w:t>
+      </w:r>
+      <w:r>
+        <w:rPr>
+          <w:rFonts w:ascii="Times New Roman" w:hAnsi="Times New Roman"/>
+          <w:b w:val="0"/>
+          <w:i w:val="0"/>
+          <w:color w:val="1D4ED8"/>
+          <w:sz w:val="21"/>
+          <w:u w:val="single"/>
+        </w:rPr>
+        <w:t>Hennepin County, Minnesota</w:t>
+      </w:r>
+      <w:r>
+        <w:rPr>
+          <w:rFonts w:ascii="Times New Roman" w:hAnsi="Times New Roman"/>
+          <w:b w:val="0"/>
+          <w:i w:val="0"/>
+          <w:color w:val="000000"/>
+          <w:sz w:val="21"/>
+          <w:u w:val="none"/>
+        </w:rPr>
+        <w:t>.</w:t>
+      </w:r>
+    </w:p>
+    <w:p>
+      <w:pPr>
+        <w:keepNext/>
+        <w:spacing w:before="240" w:after="80"/>
+      </w:pPr>
+      <w:r>
+        <w:rPr>
+          <w:rFonts w:ascii="Times New Roman" w:hAnsi="Times New Roman"/>
+          <w:b/>
+          <w:i w:val="0"/>
+          <w:color w:val="000000"/>
+          <w:sz w:val="22"/>
+          <w:u w:val="none"/>
+        </w:rPr>
+        <w:t xml:space="preserve">9. </w:t>
+      </w:r>
+      <w:r>
+        <w:rPr>
+          <w:rFonts w:ascii="Times New Roman" w:hAnsi="Times New Roman"/>
+          <w:b/>
+          <w:i w:val="0"/>
+          <w:color w:val="000000"/>
+          <w:sz w:val="22"/>
+          <w:u w:val="none"/>
+        </w:rPr>
+        <w:t>ENTIRE AGREEMENT</w:t>
+      </w:r>
+    </w:p>
+    <w:p>
+      <w:pPr>
+        <w:spacing w:after="160" w:line="276" w:lineRule="auto"/>
+        <w:ind w:left="360"/>
+        <w:jc w:val="both"/>
+      </w:pPr>
+      <w:r>
+        <w:rPr>
+          <w:rFonts w:ascii="Times New Roman" w:hAnsi="Times New Roman"/>
+          <w:b w:val="0"/>
+          <w:i w:val="0"/>
+          <w:color w:val="000000"/>
+          <w:sz w:val="21"/>
+          <w:u w:val="none"/>
+        </w:rPr>
+        <w:t>9.1  This Agreement, together with all Order Forms and exhibits, constitutes the entire agreement between the Parties and supersedes all prior proposals and understandings, including the Master Service Agreements dated July 31, 2024 and July 31, 2025 between the same Parties, which are superseded as of the Effective Date.</w:t>
+      </w:r>
+    </w:p>
+    <w:p>
+      <w:pPr>
+        <w:spacing w:before="360" w:after="120"/>
+      </w:pPr>
+      <w:r>
+        <w:rPr>
+          <w:rFonts w:ascii="Times New Roman" w:hAnsi="Times New Roman"/>
+          <w:b/>
+          <w:i w:val="0"/>
+          <w:color w:val="000000"/>
+          <w:sz w:val="21"/>
+          <w:u w:val="none"/>
+        </w:rPr>
+        <w:t>IN WITNESS WHEREOF</w:t>
+      </w:r>
+      <w:r>
+        <w:rPr>
+          <w:rFonts w:ascii="Times New Roman" w:hAnsi="Times New Roman"/>
+          <w:b w:val="0"/>
+          <w:i w:val="0"/>
+          <w:color w:val="000000"/>
+          <w:sz w:val="21"/>
+          <w:u w:val="none"/>
+        </w:rPr>
+        <w:t>, the Parties have caused this Agreement to be executed by their duly authorised representatives. THIS DRAFT IS UNSIGNED AND CREATES NO OBLIGATION.</w:t>
+      </w:r>
+    </w:p>
+    <w:tbl>
+      <w:tblPr>
+        <w:tblW w:type="dxa" w:w="9360"/>
+        <w:tblLayout w:type="fixed"/>
+        <w:tblLook w:firstColumn="1" w:firstRow="1" w:lastColumn="0" w:lastRow="0" w:noHBand="0" w:noVBand="1" w:val="04A0"/>
+        <w:tblInd w:w="120" w:type="dxa"/>
+      </w:tblPr>
+      <w:tblGrid>
+        <w:gridCol w:w="4680"/>
+        <w:gridCol w:w="4680"/>
+      </w:tblGrid>
+      <w:tr>
+        <w:tc>
+          <w:tcPr>
+            <w:tcW w:type="dxa" w:w="4680"/>
+            <w:tcMar>
+              <w:top w:w="80" w:type="dxa"/>
+              <w:start w:w="120" w:type="dxa"/>
+              <w:bottom w:w="80" w:type="dxa"/>
+              <w:end w:w="120" w:type="dxa"/>
+            </w:tcMar>
+            <w:shd w:fill="FFFFFF"/>
+          </w:tcPr>
+          <w:p>
+            <w:pPr>
+              <w:spacing w:after="40"/>
+            </w:pPr>
+            <w:r>
+              <w:rPr>
+                <w:rFonts w:ascii="Times New Roman" w:hAnsi="Times New Roman"/>
+                <w:b/>
+                <w:i w:val="0"/>
+                <w:color w:val="000000"/>
+                <w:sz w:val="20"/>
+                <w:u w:val="none"/>
+              </w:rPr>
+              <w:t>ACME ROBOTICS, INC.</w:t>
+            </w:r>
+          </w:p>
+          <w:p>
+            <w:pPr>
+              <w:spacing w:after="40"/>
+            </w:pPr>
+            <w:r>
+              <w:rPr>
+                <w:rFonts w:ascii="Times New Roman" w:hAnsi="Times New Roman"/>
+                <w:b w:val="0"/>
+                <w:i w:val="0"/>
+                <w:color w:val="000000"/>
+                <w:sz w:val="20"/>
+                <w:u w:val="none"/>
+              </w:rPr>
+              <w:t>(Supplier)</w:t>
+            </w:r>
+          </w:p>
+          <w:p>
+            <w:pPr>
+              <w:spacing w:after="40"/>
+            </w:pPr>
+            <w:r>
+              <w:rPr>
+                <w:rFonts w:ascii="Times New Roman" w:hAnsi="Times New Roman"/>
+                <w:b w:val="0"/>
+                <w:i w:val="0"/>
+                <w:color w:val="000000"/>
+                <w:sz w:val="20"/>
+                <w:u w:val="none"/>
+              </w:rPr>
+            </w:r>
+          </w:p>
+          <w:p>
+            <w:pPr>
+              <w:spacing w:after="40"/>
+            </w:pPr>
+            <w:r>
+              <w:rPr>
+                <w:rFonts w:ascii="Times New Roman" w:hAnsi="Times New Roman"/>
+                <w:b w:val="0"/>
+                <w:i w:val="0"/>
+                <w:color w:val="000000"/>
+                <w:sz w:val="20"/>
+                <w:u w:val="none"/>
+              </w:rPr>
+              <w:t>By: ____________________________</w:t>
+            </w:r>
+          </w:p>
+          <w:p>
+            <w:pPr>
+              <w:spacing w:after="40"/>
+            </w:pPr>
+            <w:r>
+              <w:rPr>
+                <w:rFonts w:ascii="Times New Roman" w:hAnsi="Times New Roman"/>
+                <w:b w:val="0"/>
+                <w:i w:val="0"/>
+                <w:color w:val="000000"/>
+                <w:sz w:val="20"/>
+                <w:u w:val="none"/>
+              </w:rPr>
+              <w:t>Name:</w:t>
+            </w:r>
+          </w:p>
+          <w:p>
+            <w:pPr>
+              <w:spacing w:after="40"/>
+            </w:pPr>
+            <w:r>
+              <w:rPr>
+                <w:rFonts w:ascii="Times New Roman" w:hAnsi="Times New Roman"/>
+                <w:b w:val="0"/>
+                <w:i w:val="0"/>
+                <w:color w:val="000000"/>
+                <w:sz w:val="20"/>
+                <w:u w:val="none"/>
+              </w:rPr>
+              <w:t>Title:</w:t>
+            </w:r>
+          </w:p>
+          <w:p>
+            <w:pPr>
+              <w:spacing w:after="40"/>
+            </w:pPr>
+            <w:r>
+              <w:rPr>
+                <w:rFonts w:ascii="Times New Roman" w:hAnsi="Times New Roman"/>
+                <w:b w:val="0"/>
+                <w:i w:val="0"/>
+                <w:color w:val="000000"/>
+                <w:sz w:val="20"/>
+                <w:u w:val="none"/>
+              </w:rPr>
+              <w:t>Date:</w:t>
+            </w:r>
+          </w:p>
+        </w:tc>
+        <w:tc>
+          <w:tcPr>
+            <w:tcW w:type="dxa" w:w="4680"/>
+            <w:tcMar>
+              <w:top w:w="80" w:type="dxa"/>
+              <w:start w:w="120" w:type="dxa"/>
+              <w:bottom w:w="80" w:type="dxa"/>
+              <w:end w:w="120" w:type="dxa"/>
+            </w:tcMar>
+            <w:shd w:fill="FFFFFF"/>
+          </w:tcPr>
+          <w:p>
+            <w:pPr>
+              <w:spacing w:after="40"/>
+            </w:pPr>
+            <w:r>
+              <w:rPr>
+                <w:rFonts w:ascii="Times New Roman" w:hAnsi="Times New Roman"/>
+                <w:b/>
+                <w:i w:val="0"/>
+                <w:color w:val="000000"/>
+                <w:sz w:val="20"/>
+                <w:u w:val="none"/>
+              </w:rPr>
+              <w:t>NORTHSTAR HEALTH</w:t>
+            </w:r>
+          </w:p>
+          <w:p>
+            <w:pPr>
+              <w:spacing w:after="40"/>
+            </w:pPr>
+            <w:r>
+              <w:rPr>
+                <w:rFonts w:ascii="Times New Roman" w:hAnsi="Times New Roman"/>
+                <w:b w:val="0"/>
+                <w:i w:val="0"/>
+                <w:color w:val="000000"/>
+                <w:sz w:val="20"/>
+                <w:u w:val="none"/>
+              </w:rPr>
+              <w:t>(Customer)</w:t>
+            </w:r>
+          </w:p>
+          <w:p>
+            <w:pPr>
+              <w:spacing w:after="40"/>
+            </w:pPr>
+            <w:r>
+              <w:rPr>
+                <w:rFonts w:ascii="Times New Roman" w:hAnsi="Times New Roman"/>
+                <w:b w:val="0"/>
+                <w:i w:val="0"/>
+                <w:color w:val="000000"/>
+                <w:sz w:val="20"/>
+                <w:u w:val="none"/>
+              </w:rPr>
+            </w:r>
+          </w:p>
+          <w:p>
+            <w:pPr>
+              <w:spacing w:after="40"/>
+            </w:pPr>
+            <w:r>
+              <w:rPr>
+                <w:rFonts w:ascii="Times New Roman" w:hAnsi="Times New Roman"/>
+                <w:b w:val="0"/>
+                <w:i w:val="0"/>
+                <w:color w:val="000000"/>
+                <w:sz w:val="20"/>
+                <w:u w:val="none"/>
+              </w:rPr>
+              <w:t>By: ____________________________</w:t>
+            </w:r>
+          </w:p>
+          <w:p>
+            <w:pPr>
+              <w:spacing w:after="40"/>
+            </w:pPr>
+            <w:r>
+              <w:rPr>
+                <w:rFonts w:ascii="Times New Roman" w:hAnsi="Times New Roman"/>
+                <w:b w:val="0"/>
+                <w:i w:val="0"/>
+                <w:color w:val="000000"/>
+                <w:sz w:val="20"/>
+                <w:u w:val="none"/>
+              </w:rPr>
+              <w:t>Name:</w:t>
+            </w:r>
+          </w:p>
+          <w:p>
+            <w:pPr>
+              <w:spacing w:after="40"/>
+            </w:pPr>
+            <w:r>
+              <w:rPr>
+                <w:rFonts w:ascii="Times New Roman" w:hAnsi="Times New Roman"/>
+                <w:b w:val="0"/>
+                <w:i w:val="0"/>
+                <w:color w:val="000000"/>
+                <w:sz w:val="20"/>
+                <w:u w:val="none"/>
+              </w:rPr>
+              <w:t>Title:</w:t>
+            </w:r>
+          </w:p>
+          <w:p>
+            <w:pPr>
+              <w:spacing w:after="40"/>
+            </w:pPr>
+            <w:r>
+              <w:rPr>
+                <w:rFonts w:ascii="Times New Roman" w:hAnsi="Times New Roman"/>
+                <w:b w:val="0"/>
+                <w:i w:val="0"/>
+                <w:color w:val="000000"/>
+                <w:sz w:val="20"/>
+                <w:u w:val="none"/>
+              </w:rPr>
+              <w:t>Date:</w:t>
+            </w:r>
+          </w:p>
+        </w:tc>
+      </w:tr>
+    </w:tbl>
+    <w:p>
+      <w:pPr>
+        <w:pageBreakBefore/>
+        <w:spacing w:after="200"/>
+        <w:jc w:val="center"/>
+      </w:pPr>
+      <w:r>
+        <w:rPr>
+          <w:rFonts w:ascii="Times New Roman" w:hAnsi="Times New Roman"/>
+          <w:b/>
+          <w:i w:val="0"/>
+          <w:color w:val="000000"/>
+          <w:sz w:val="24"/>
+          <w:u w:val="none"/>
+        </w:rPr>
+        <w:t>EXHIBIT A - INITIAL ORDER FORM</w:t>
+      </w:r>
+    </w:p>
+    <w:p>
+      <w:pPr>
+        <w:spacing w:after="200" w:line="276" w:lineRule="auto"/>
+        <w:jc w:val="both"/>
+      </w:pPr>
+      <w:r>
+        <w:rPr>
+          <w:rFonts w:ascii="Times New Roman" w:hAnsi="Times New Roman"/>
+          <w:b w:val="0"/>
+          <w:i w:val="0"/>
+          <w:color w:val="000000"/>
+          <w:sz w:val="21"/>
+          <w:u w:val="none"/>
+        </w:rPr>
+        <w:t>This Order Form is entered into under and incorporates the Master Services Agreement bearing Agreement Reference No. CLM-SAMPLE-NST-001 between Acme Robotics, Inc. and Northstar Health, and is issued in connection with the Northstar Master Service Agreement 2026 procurement programme.</w:t>
+      </w:r>
+    </w:p>
+    <w:p>
+      <w:pPr>
+        <w:spacing w:after="120" w:line="276" w:lineRule="auto"/>
+        <w:ind w:left="360"/>
+        <w:jc w:val="both"/>
+      </w:pPr>
+      <w:r>
+        <w:rPr>
+          <w:rFonts w:ascii="Times New Roman" w:hAnsi="Times New Roman"/>
+          <w:b w:val="0"/>
+          <w:i w:val="0"/>
+          <w:color w:val="000000"/>
+          <w:sz w:val="21"/>
+          <w:u w:val="none"/>
+        </w:rPr>
+        <w:t>A.1  Services. Robotics automation platform subscription, integration services, and standard support for deployment across Customer's facilities in the United States.</w:t>
+      </w:r>
+    </w:p>
+    <w:p>
+      <w:pPr>
+        <w:spacing w:after="120" w:line="276" w:lineRule="auto"/>
+        <w:ind w:left="360"/>
+        <w:jc w:val="both"/>
+      </w:pPr>
+      <w:r>
+        <w:rPr>
+          <w:rFonts w:ascii="Times New Roman" w:hAnsi="Times New Roman"/>
+          <w:b w:val="0"/>
+          <w:i w:val="0"/>
+          <w:color w:val="000000"/>
+          <w:sz w:val="21"/>
+          <w:u w:val="none"/>
+        </w:rPr>
+        <w:t>A.2  Term. The Initial Term is thirty-six (36) months commencing on the Effective Date of August 1, 2026. The Parties are working toward signature by December 31, 2026.</w:t>
+      </w:r>
+    </w:p>
+    <w:p>
+      <w:pPr>
+        <w:spacing w:after="120" w:line="276" w:lineRule="auto"/>
+        <w:ind w:left="360"/>
+        <w:jc w:val="both"/>
+      </w:pPr>
+      <w:r>
+        <w:rPr>
+          <w:rFonts w:ascii="Times New Roman" w:hAnsi="Times New Roman"/>
+          <w:b w:val="0"/>
+          <w:i w:val="0"/>
+          <w:color w:val="000000"/>
+          <w:sz w:val="21"/>
+          <w:u w:val="none"/>
+        </w:rPr>
+        <w:t>A.3  Fees. Total fees for the Initial Term are Two Hundred Fifty Thousand Dollars ($250,000.00), invoiced annually in advance in United States dollars.</w:t>
+      </w:r>
+    </w:p>
+    <w:p>
+      <w:pPr>
+        <w:spacing w:after="120" w:line="276" w:lineRule="auto"/>
+        <w:ind w:left="360"/>
+        <w:jc w:val="both"/>
+      </w:pPr>
+      <w:r>
+        <w:rPr>
+          <w:rFonts w:ascii="Times New Roman" w:hAnsi="Times New Roman"/>
+          <w:b w:val="0"/>
+          <w:i w:val="0"/>
+          <w:color w:val="000000"/>
+          <w:sz w:val="21"/>
+          <w:u w:val="none"/>
+        </w:rPr>
+        <w:t>A.4  Territory. The Services are provided solely within the United States. No data is processed outside the United States without Customer's prior written consent.</w:t>
+      </w:r>
+    </w:p>
+    <w:p>
+      <w:pPr>
+        <w:spacing w:after="120" w:line="276" w:lineRule="auto"/>
+        <w:ind w:left="360"/>
+        <w:jc w:val="both"/>
+      </w:pPr>
+      <w:r>
+        <w:rPr>
+          <w:rFonts w:ascii="Times New Roman" w:hAnsi="Times New Roman"/>
+          <w:b w:val="0"/>
+          <w:i w:val="0"/>
+          <w:color w:val="000000"/>
+          <w:sz w:val="21"/>
+          <w:u w:val="none"/>
+        </w:rPr>
+        <w:t>A.5  Customer Contacts. Procurement and contract notices: Alex Mendoza, Director of Procurement (alex.mendoza@northstar.example). Contract owner of record: Northstar Master Contract Owner.</w:t>
+      </w:r>
+    </w:p>
+    <w:p>
+      <w:pPr>
+        <w:spacing w:after="280" w:line="276" w:lineRule="auto"/>
+        <w:ind w:left="360"/>
+        <w:jc w:val="both"/>
+      </w:pPr>
+      <w:r>
+        <w:rPr>
+          <w:rFonts w:ascii="Times New Roman" w:hAnsi="Times New Roman"/>
+          <w:b w:val="0"/>
+          <w:i w:val="0"/>
+          <w:color w:val="000000"/>
+          <w:sz w:val="21"/>
+          <w:u w:val="none"/>
+        </w:rPr>
+        <w:t>A.6  Data Categories. The Services do not involve the processing of protected health information or any other special category of personal data. No such data is in scope for this Order Form.</w:t>
+      </w:r>
+    </w:p>
+    <w:p>
+      <w:pPr>
+        <w:spacing w:before="120"/>
+      </w:pPr>
+      <w:r>
+        <w:rPr>
+          <w:rFonts w:ascii="Times New Roman" w:hAnsi="Times New Roman"/>
+          <w:b w:val="0"/>
+          <w:i/>
+          <w:color w:val="5F6368"/>
+          <w:sz w:val="17"/>
+          <w:u w:val="none"/>
+        </w:rPr>
+        <w:t>Drafting note: struck-through text marks language Northstar proposes to delete; underlined text marks language Northstar proposes to insert. Bracketed comments are Northstar counsel's. This draft remains under negotiation and is not executed.</w:t>
       </w:r>
     </w:p>
     <w:sectPr>
@@ -286,7 +1533,7 @@
         <w:color w:val="5F6368"/>
         <w:sz w:val="16"/>
       </w:rPr>
-      <w:t>Acme Robotics | CLM-2026-Northstar</w:t>
+      <w:t xml:space="preserve">Acme Robotics, Inc. | Confidential | Page </w:t>
     </w:r>
   </w:p>
 </w:ftr>
@@ -308,7 +1555,7 @@
         <w:color w:val="5F6368"/>
         <w:sz w:val="18"/>
       </w:rPr>
-      <w:t>CLM MSA Redline 2026</w:t>
+      <w:t>Master Services Agreement - DRAFT (Redline)</w:t>
     </w:r>
   </w:p>
 </w:hdr>

--- a/output/docgen/northstar-msa-2026-redline.docx
+++ b/output/docgen/northstar-msa-2026-redline.docx
@@ -44,7 +44,7 @@
           <w:color w:val="5F6368"/>
           <w:sz w:val="24"/>
         </w:rPr>
-        <w:t>Acme Robotics, Inc. and Northstar Health System | CLM-2026-Northstar | Draft, in redline</w:t>
+        <w:t>Acme Technologies, Inc. and Northstar Health System | CLM-2026-Northstar | Draft, in redline</w:t>
       </w:r>
     </w:p>
     <w:p>
@@ -286,7 +286,7 @@
         <w:color w:val="5F6368"/>
         <w:sz w:val="16"/>
       </w:rPr>
-      <w:t>Acme Robotics | CLM-2026-Northstar</w:t>
+      <w:t>Acme Technologies | CLM-2026-Northstar</w:t>
     </w:r>
   </w:p>
 </w:ftr>
